--- a/Help/SurfaceLevel 2.0.docx
+++ b/Help/SurfaceLevel 2.0.docx
@@ -2969,15 +2969,7 @@
         <w:t>-linear</w:t>
       </w:r>
       <w:r>
-        <w:t xml:space="preserve">, your supplied gamma will be stacked with any contained/embedded gamma data.  This can allow you to correct images that may have been saved with incorrect </w:t>
-      </w:r>
-      <w:proofErr w:type="gramStart"/>
-      <w:r>
-        <w:t>gamma</w:t>
-      </w:r>
-      <w:proofErr w:type="gramEnd"/>
-      <w:r>
-        <w:t>.</w:t>
+        <w:t>, your supplied gamma will be stacked with any contained/embedded gamma data.  This can allow you to correct images that may have been saved with incorrect gamma.</w:t>
       </w:r>
       <w:r>
         <w:t xml:space="preserve">  To specify your own gamma curve to be used </w:t>
@@ -7706,10 +7698,7 @@
               <w:t xml:space="preserve"> profile to</w:t>
             </w:r>
             <w:r>
-              <w:t xml:space="preserve"> Apple Inc.’s </w:t>
-            </w:r>
-            <w:r>
-              <w:t>Generic RGB.</w:t>
+              <w:t xml:space="preserve"> Apple Inc.’s Generic RGB.</w:t>
             </w:r>
           </w:p>
         </w:tc>
@@ -7851,10 +7840,7 @@
               <w:t>.</w:t>
             </w:r>
             <w:r>
-              <w:t xml:space="preserve">  </w:t>
-            </w:r>
-            <w:r>
-              <w:t xml:space="preserve">This is the same as </w:t>
+              <w:t xml:space="preserve">  This is the same as </w:t>
             </w:r>
             <w:r>
               <w:t xml:space="preserve">SMPTE </w:t>
@@ -7864,10 +7850,7 @@
               <w:t>RP 431-2:2011</w:t>
             </w:r>
             <w:r>
-              <w:t xml:space="preserve"> </w:t>
-            </w:r>
-            <w:r>
-              <w:t>except it uses D50 as a white point.</w:t>
+              <w:t xml:space="preserve"> except it uses D50 as a white point.</w:t>
             </w:r>
           </w:p>
         </w:tc>
@@ -7950,10 +7933,7 @@
               <w:t>.</w:t>
             </w:r>
             <w:r>
-              <w:t xml:space="preserve">  </w:t>
-            </w:r>
-            <w:r>
-              <w:t xml:space="preserve">This is the same as Rec. </w:t>
+              <w:t xml:space="preserve">  This is the same as Rec. </w:t>
             </w:r>
             <w:r>
               <w:t>ITU-R BT.2020-1</w:t>
@@ -8045,19 +8025,13 @@
               <w:t>.</w:t>
             </w:r>
             <w:r>
-              <w:t xml:space="preserve">  </w:t>
-            </w:r>
-            <w:r>
-              <w:t xml:space="preserve">This is the same as </w:t>
+              <w:t xml:space="preserve">  This is the same as </w:t>
             </w:r>
             <w:r>
               <w:t>Rec. ITU-R BT.709-5</w:t>
             </w:r>
             <w:r>
-              <w:t xml:space="preserve"> </w:t>
-            </w:r>
-            <w:r>
-              <w:t>except it uses D50 as a white point.</w:t>
+              <w:t xml:space="preserve"> except it uses D50 as a white point.</w:t>
             </w:r>
           </w:p>
         </w:tc>
@@ -9419,6 +9393,9 @@
             <w:r>
               <w:t>The default color filter.</w:t>
             </w:r>
+            <w:r>
+              <w:t xml:space="preserve"> One of the best for downscaling.</w:t>
+            </w:r>
           </w:p>
         </w:tc>
       </w:tr>
@@ -9879,9 +9856,13 @@
             </w:pPr>
             <w:proofErr w:type="spellStart"/>
             <w:r>
-              <w:t>gaussiansharp</w:t>
+              <w:t>jinc</w:t>
             </w:r>
             <w:proofErr w:type="spellEnd"/>
+            <w:r>
+              <w:br/>
+              <w:t>sombrero</w:t>
+            </w:r>
           </w:p>
           <w:p>
             <w:pPr>
@@ -9889,7 +9870,7 @@
             </w:pPr>
             <w:proofErr w:type="spellStart"/>
             <w:r>
-              <w:t>gaussian_sharp</w:t>
+              <w:t>besinc</w:t>
             </w:r>
             <w:proofErr w:type="spellEnd"/>
           </w:p>
@@ -9922,9 +9903,21 @@
             <w:pPr>
               <w:cnfStyle w:val="000000000000" w:firstRow="0" w:lastRow="0" w:firstColumn="0" w:lastColumn="0" w:oddVBand="0" w:evenVBand="0" w:oddHBand="0" w:evenHBand="0" w:firstRowFirstColumn="0" w:firstRowLastColumn="0" w:lastRowFirstColumn="0" w:lastRowLastColumn="0"/>
             </w:pPr>
-            <w:r>
-              <w:t>gaussian</w:t>
-            </w:r>
+            <w:proofErr w:type="spellStart"/>
+            <w:r>
+              <w:t>gaussiansharp</w:t>
+            </w:r>
+            <w:proofErr w:type="spellEnd"/>
+          </w:p>
+          <w:p>
+            <w:pPr>
+              <w:cnfStyle w:val="000000000000" w:firstRow="0" w:lastRow="0" w:firstColumn="0" w:lastColumn="0" w:oddVBand="0" w:evenVBand="0" w:oddHBand="0" w:evenHBand="0" w:firstRowFirstColumn="0" w:firstRowLastColumn="0" w:lastRowFirstColumn="0" w:lastRowLastColumn="0"/>
+            </w:pPr>
+            <w:proofErr w:type="spellStart"/>
+            <w:r>
+              <w:t>gaussian_sharp</w:t>
+            </w:r>
+            <w:proofErr w:type="spellEnd"/>
           </w:p>
         </w:tc>
         <w:tc>
@@ -9959,7 +9952,7 @@
               <w:cnfStyle w:val="000000100000" w:firstRow="0" w:lastRow="0" w:firstColumn="0" w:lastColumn="0" w:oddVBand="0" w:evenVBand="0" w:oddHBand="1" w:evenHBand="0" w:firstRowFirstColumn="0" w:firstRowLastColumn="0" w:lastRowFirstColumn="0" w:lastRowLastColumn="0"/>
             </w:pPr>
             <w:r>
-              <w:t>bell</w:t>
+              <w:t>gaussian</w:t>
             </w:r>
           </w:p>
         </w:tc>
@@ -9979,6 +9972,42 @@
           <w:tcPr>
             <w:cnfStyle w:val="001000000000" w:firstRow="0" w:lastRow="0" w:firstColumn="1" w:lastColumn="0" w:oddVBand="0" w:evenVBand="0" w:oddHBand="0" w:evenHBand="0" w:firstRowFirstColumn="0" w:firstRowLastColumn="0" w:lastRowFirstColumn="0" w:lastRowLastColumn="0"/>
             <w:tcW w:w="2335" w:type="dxa"/>
+            <w:vMerge/>
+          </w:tcPr>
+          <w:p/>
+        </w:tc>
+        <w:tc>
+          <w:tcPr>
+            <w:tcW w:w="3898" w:type="dxa"/>
+          </w:tcPr>
+          <w:p>
+            <w:pPr>
+              <w:cnfStyle w:val="000000000000" w:firstRow="0" w:lastRow="0" w:firstColumn="0" w:lastColumn="0" w:oddVBand="0" w:evenVBand="0" w:oddHBand="0" w:evenHBand="0" w:firstRowFirstColumn="0" w:firstRowLastColumn="0" w:lastRowFirstColumn="0" w:lastRowLastColumn="0"/>
+            </w:pPr>
+            <w:r>
+              <w:t>bell</w:t>
+            </w:r>
+          </w:p>
+        </w:tc>
+        <w:tc>
+          <w:tcPr>
+            <w:tcW w:w="3117" w:type="dxa"/>
+          </w:tcPr>
+          <w:p>
+            <w:pPr>
+              <w:cnfStyle w:val="000000000000" w:firstRow="0" w:lastRow="0" w:firstColumn="0" w:lastColumn="0" w:oddVBand="0" w:evenVBand="0" w:oddHBand="0" w:evenHBand="0" w:firstRowFirstColumn="0" w:firstRowLastColumn="0" w:lastRowFirstColumn="0" w:lastRowLastColumn="0"/>
+            </w:pPr>
+          </w:p>
+        </w:tc>
+      </w:tr>
+      <w:tr>
+        <w:trPr>
+          <w:cnfStyle w:val="000000100000" w:firstRow="0" w:lastRow="0" w:firstColumn="0" w:lastColumn="0" w:oddVBand="0" w:evenVBand="0" w:oddHBand="1" w:evenHBand="0" w:firstRowFirstColumn="0" w:firstRowLastColumn="0" w:lastRowFirstColumn="0" w:lastRowLastColumn="0"/>
+        </w:trPr>
+        <w:tc>
+          <w:tcPr>
+            <w:cnfStyle w:val="001000000000" w:firstRow="0" w:lastRow="0" w:firstColumn="1" w:lastColumn="0" w:oddVBand="0" w:evenVBand="0" w:oddHBand="0" w:evenHBand="0" w:firstRowFirstColumn="0" w:firstRowLastColumn="0" w:lastRowFirstColumn="0" w:lastRowLastColumn="0"/>
+            <w:tcW w:w="2335" w:type="dxa"/>
           </w:tcPr>
           <w:p>
             <w:pPr>
@@ -10013,7 +10042,7 @@
           </w:tcPr>
           <w:p>
             <w:pPr>
-              <w:cnfStyle w:val="000000000000" w:firstRow="0" w:lastRow="0" w:firstColumn="0" w:lastColumn="0" w:oddVBand="0" w:evenVBand="0" w:oddHBand="0" w:evenHBand="0" w:firstRowFirstColumn="0" w:firstRowLastColumn="0" w:lastRowFirstColumn="0" w:lastRowLastColumn="0"/>
+              <w:cnfStyle w:val="000000100000" w:firstRow="0" w:lastRow="0" w:firstColumn="0" w:lastColumn="0" w:oddVBand="0" w:evenVBand="0" w:oddHBand="1" w:evenHBand="0" w:firstRowFirstColumn="0" w:firstRowLastColumn="0" w:lastRowFirstColumn="0" w:lastRowLastColumn="0"/>
             </w:pPr>
             <w:r>
               <w:t xml:space="preserve">Same as for </w:t>
@@ -10036,7 +10065,7 @@
           </w:tcPr>
           <w:p>
             <w:pPr>
-              <w:cnfStyle w:val="000000000000" w:firstRow="0" w:lastRow="0" w:firstColumn="0" w:lastColumn="0" w:oddVBand="0" w:evenVBand="0" w:oddHBand="0" w:evenHBand="0" w:firstRowFirstColumn="0" w:firstRowLastColumn="0" w:lastRowFirstColumn="0" w:lastRowLastColumn="0"/>
+              <w:cnfStyle w:val="000000100000" w:firstRow="0" w:lastRow="0" w:firstColumn="0" w:lastColumn="0" w:oddVBand="0" w:evenVBand="0" w:oddHBand="1" w:evenHBand="0" w:firstRowFirstColumn="0" w:firstRowLastColumn="0" w:lastRowFirstColumn="0" w:lastRowLastColumn="0"/>
             </w:pPr>
             <w:r>
               <w:t xml:space="preserve">Sets the non-mipmap color </w:t>
@@ -10075,9 +10104,6 @@
         </w:tc>
       </w:tr>
       <w:tr>
-        <w:trPr>
-          <w:cnfStyle w:val="000000100000" w:firstRow="0" w:lastRow="0" w:firstColumn="0" w:lastColumn="0" w:oddVBand="0" w:evenVBand="0" w:oddHBand="1" w:evenHBand="0" w:firstRowFirstColumn="0" w:firstRowLastColumn="0" w:lastRowFirstColumn="0" w:lastRowLastColumn="0"/>
-        </w:trPr>
         <w:tc>
           <w:tcPr>
             <w:cnfStyle w:val="001000000000" w:firstRow="0" w:lastRow="0" w:firstColumn="1" w:lastColumn="0" w:oddVBand="0" w:evenVBand="0" w:oddHBand="0" w:evenHBand="0" w:firstRowFirstColumn="0" w:firstRowLastColumn="0" w:lastRowFirstColumn="0" w:lastRowLastColumn="0"/>
@@ -10109,7 +10135,7 @@
           </w:tcPr>
           <w:p>
             <w:pPr>
-              <w:cnfStyle w:val="000000100000" w:firstRow="0" w:lastRow="0" w:firstColumn="0" w:lastColumn="0" w:oddVBand="0" w:evenVBand="0" w:oddHBand="1" w:evenHBand="0" w:firstRowFirstColumn="0" w:firstRowLastColumn="0" w:lastRowFirstColumn="0" w:lastRowLastColumn="0"/>
+              <w:cnfStyle w:val="000000000000" w:firstRow="0" w:lastRow="0" w:firstColumn="0" w:lastColumn="0" w:oddVBand="0" w:evenVBand="0" w:oddHBand="0" w:evenHBand="0" w:firstRowFirstColumn="0" w:firstRowLastColumn="0" w:lastRowFirstColumn="0" w:lastRowLastColumn="0"/>
             </w:pPr>
             <w:r>
               <w:t xml:space="preserve">Same as for </w:t>
@@ -10132,7 +10158,7 @@
           </w:tcPr>
           <w:p>
             <w:pPr>
-              <w:cnfStyle w:val="000000100000" w:firstRow="0" w:lastRow="0" w:firstColumn="0" w:lastColumn="0" w:oddVBand="0" w:evenVBand="0" w:oddHBand="1" w:evenHBand="0" w:firstRowFirstColumn="0" w:firstRowLastColumn="0" w:lastRowFirstColumn="0" w:lastRowLastColumn="0"/>
+              <w:cnfStyle w:val="000000000000" w:firstRow="0" w:lastRow="0" w:firstColumn="0" w:lastColumn="0" w:oddVBand="0" w:evenVBand="0" w:oddHBand="0" w:evenHBand="0" w:firstRowFirstColumn="0" w:firstRowLastColumn="0" w:lastRowFirstColumn="0" w:lastRowLastColumn="0"/>
             </w:pPr>
             <w:r>
               <w:t xml:space="preserve">Sets the non-mipmap alpha </w:t>
@@ -10171,6 +10197,9 @@
         </w:tc>
       </w:tr>
       <w:tr>
+        <w:trPr>
+          <w:cnfStyle w:val="000000100000" w:firstRow="0" w:lastRow="0" w:firstColumn="0" w:lastColumn="0" w:oddVBand="0" w:evenVBand="0" w:oddHBand="1" w:evenHBand="0" w:firstRowFirstColumn="0" w:firstRowLastColumn="0" w:lastRowFirstColumn="0" w:lastRowLastColumn="0"/>
+        </w:trPr>
         <w:tc>
           <w:tcPr>
             <w:cnfStyle w:val="001000000000" w:firstRow="0" w:lastRow="0" w:firstColumn="1" w:lastColumn="0" w:oddVBand="0" w:evenVBand="0" w:oddHBand="0" w:evenHBand="0" w:firstRowFirstColumn="0" w:firstRowLastColumn="0" w:lastRowFirstColumn="0" w:lastRowLastColumn="0"/>
@@ -10193,7 +10222,7 @@
           </w:tcPr>
           <w:p>
             <w:pPr>
-              <w:cnfStyle w:val="000000000000" w:firstRow="0" w:lastRow="0" w:firstColumn="0" w:lastColumn="0" w:oddVBand="0" w:evenVBand="0" w:oddHBand="0" w:evenHBand="0" w:firstRowFirstColumn="0" w:firstRowLastColumn="0" w:lastRowFirstColumn="0" w:lastRowLastColumn="0"/>
+              <w:cnfStyle w:val="000000100000" w:firstRow="0" w:lastRow="0" w:firstColumn="0" w:lastColumn="0" w:oddVBand="0" w:evenVBand="0" w:oddHBand="1" w:evenHBand="0" w:firstRowFirstColumn="0" w:firstRowLastColumn="0" w:lastRowFirstColumn="0" w:lastRowLastColumn="0"/>
             </w:pPr>
             <w:r>
               <w:t xml:space="preserve">Same as for </w:t>
@@ -10216,7 +10245,7 @@
           </w:tcPr>
           <w:p>
             <w:pPr>
-              <w:cnfStyle w:val="000000000000" w:firstRow="0" w:lastRow="0" w:firstColumn="0" w:lastColumn="0" w:oddVBand="0" w:evenVBand="0" w:oddHBand="0" w:evenHBand="0" w:firstRowFirstColumn="0" w:firstRowLastColumn="0" w:lastRowFirstColumn="0" w:lastRowLastColumn="0"/>
+              <w:cnfStyle w:val="000000100000" w:firstRow="0" w:lastRow="0" w:firstColumn="0" w:lastColumn="0" w:oddVBand="0" w:evenVBand="0" w:oddHBand="1" w:evenHBand="0" w:firstRowFirstColumn="0" w:firstRowLastColumn="0" w:lastRowFirstColumn="0" w:lastRowLastColumn="0"/>
             </w:pPr>
             <w:r>
               <w:t xml:space="preserve">Sets the non-mipmap color and alpha </w:t>
@@ -10235,9 +10264,6 @@
         </w:tc>
       </w:tr>
       <w:tr>
-        <w:trPr>
-          <w:cnfStyle w:val="000000100000" w:firstRow="0" w:lastRow="0" w:firstColumn="0" w:lastColumn="0" w:oddVBand="0" w:evenVBand="0" w:oddHBand="1" w:evenHBand="0" w:firstRowFirstColumn="0" w:firstRowLastColumn="0" w:lastRowFirstColumn="0" w:lastRowLastColumn="0"/>
-        </w:trPr>
         <w:tc>
           <w:tcPr>
             <w:cnfStyle w:val="001000000000" w:firstRow="0" w:lastRow="0" w:firstColumn="1" w:lastColumn="0" w:oddVBand="0" w:evenVBand="0" w:oddHBand="0" w:evenHBand="0" w:firstRowFirstColumn="0" w:firstRowLastColumn="0" w:lastRowFirstColumn="0" w:lastRowLastColumn="0"/>
@@ -10260,7 +10286,7 @@
           </w:tcPr>
           <w:p>
             <w:pPr>
-              <w:cnfStyle w:val="000000100000" w:firstRow="0" w:lastRow="0" w:firstColumn="0" w:lastColumn="0" w:oddVBand="0" w:evenVBand="0" w:oddHBand="1" w:evenHBand="0" w:firstRowFirstColumn="0" w:firstRowLastColumn="0" w:lastRowFirstColumn="0" w:lastRowLastColumn="0"/>
+              <w:cnfStyle w:val="000000000000" w:firstRow="0" w:lastRow="0" w:firstColumn="0" w:lastColumn="0" w:oddVBand="0" w:evenVBand="0" w:oddHBand="0" w:evenHBand="0" w:firstRowFirstColumn="0" w:firstRowLastColumn="0" w:lastRowFirstColumn="0" w:lastRowLastColumn="0"/>
             </w:pPr>
             <w:r>
               <w:t xml:space="preserve">Same as for </w:t>
@@ -10283,7 +10309,7 @@
           </w:tcPr>
           <w:p>
             <w:pPr>
-              <w:cnfStyle w:val="000000100000" w:firstRow="0" w:lastRow="0" w:firstColumn="0" w:lastColumn="0" w:oddVBand="0" w:evenVBand="0" w:oddHBand="1" w:evenHBand="0" w:firstRowFirstColumn="0" w:firstRowLastColumn="0" w:lastRowFirstColumn="0" w:lastRowLastColumn="0"/>
+              <w:cnfStyle w:val="000000000000" w:firstRow="0" w:lastRow="0" w:firstColumn="0" w:lastColumn="0" w:oddVBand="0" w:evenVBand="0" w:oddHBand="0" w:evenHBand="0" w:firstRowFirstColumn="0" w:firstRowLastColumn="0" w:lastRowFirstColumn="0" w:lastRowLastColumn="0"/>
             </w:pPr>
             <w:r>
               <w:t xml:space="preserve">Sets the non-mipmap color and alpha </w:t>
@@ -10302,6 +10328,9 @@
         </w:tc>
       </w:tr>
       <w:tr>
+        <w:trPr>
+          <w:cnfStyle w:val="000000100000" w:firstRow="0" w:lastRow="0" w:firstColumn="0" w:lastColumn="0" w:oddVBand="0" w:evenVBand="0" w:oddHBand="1" w:evenHBand="0" w:firstRowFirstColumn="0" w:firstRowLastColumn="0" w:lastRowFirstColumn="0" w:lastRowLastColumn="0"/>
+        </w:trPr>
         <w:tc>
           <w:tcPr>
             <w:cnfStyle w:val="001000000000" w:firstRow="0" w:lastRow="0" w:firstColumn="1" w:lastColumn="0" w:oddVBand="0" w:evenVBand="0" w:oddHBand="0" w:evenHBand="0" w:firstRowFirstColumn="0" w:firstRowLastColumn="0" w:lastRowFirstColumn="0" w:lastRowLastColumn="0"/>
@@ -10309,6 +10338,7 @@
           </w:tcPr>
           <w:p>
             <w:r>
+              <w:lastRenderedPageBreak/>
               <w:t xml:space="preserve">- </w:t>
             </w:r>
             <w:proofErr w:type="spellStart"/>
@@ -10324,7 +10354,7 @@
           </w:tcPr>
           <w:p>
             <w:pPr>
-              <w:cnfStyle w:val="000000000000" w:firstRow="0" w:lastRow="0" w:firstColumn="0" w:lastColumn="0" w:oddVBand="0" w:evenVBand="0" w:oddHBand="0" w:evenHBand="0" w:firstRowFirstColumn="0" w:firstRowLastColumn="0" w:lastRowFirstColumn="0" w:lastRowLastColumn="0"/>
+              <w:cnfStyle w:val="000000100000" w:firstRow="0" w:lastRow="0" w:firstColumn="0" w:lastColumn="0" w:oddVBand="0" w:evenVBand="0" w:oddHBand="1" w:evenHBand="0" w:firstRowFirstColumn="0" w:firstRowLastColumn="0" w:lastRowFirstColumn="0" w:lastRowLastColumn="0"/>
             </w:pPr>
             <w:r>
               <w:t xml:space="preserve">Same as for </w:t>
@@ -10347,7 +10377,7 @@
           </w:tcPr>
           <w:p>
             <w:pPr>
-              <w:cnfStyle w:val="000000000000" w:firstRow="0" w:lastRow="0" w:firstColumn="0" w:lastColumn="0" w:oddVBand="0" w:evenVBand="0" w:oddHBand="0" w:evenHBand="0" w:firstRowFirstColumn="0" w:firstRowLastColumn="0" w:lastRowFirstColumn="0" w:lastRowLastColumn="0"/>
+              <w:cnfStyle w:val="000000100000" w:firstRow="0" w:lastRow="0" w:firstColumn="0" w:lastColumn="0" w:oddVBand="0" w:evenVBand="0" w:oddHBand="1" w:evenHBand="0" w:firstRowFirstColumn="0" w:firstRowLastColumn="0" w:lastRowFirstColumn="0" w:lastRowLastColumn="0"/>
             </w:pPr>
             <w:r>
               <w:t xml:space="preserve">Sets the non-mipmap color and alpha </w:t>
@@ -10366,9 +10396,6 @@
         </w:tc>
       </w:tr>
       <w:tr>
-        <w:trPr>
-          <w:cnfStyle w:val="000000100000" w:firstRow="0" w:lastRow="0" w:firstColumn="0" w:lastColumn="0" w:oddVBand="0" w:evenVBand="0" w:oddHBand="1" w:evenHBand="0" w:firstRowFirstColumn="0" w:firstRowLastColumn="0" w:lastRowFirstColumn="0" w:lastRowLastColumn="0"/>
-        </w:trPr>
         <w:tc>
           <w:tcPr>
             <w:cnfStyle w:val="001000000000" w:firstRow="0" w:lastRow="0" w:firstColumn="1" w:lastColumn="0" w:oddVBand="0" w:evenVBand="0" w:oddHBand="0" w:evenHBand="0" w:firstRowFirstColumn="0" w:firstRowLastColumn="0" w:lastRowFirstColumn="0" w:lastRowLastColumn="0"/>
@@ -10391,7 +10418,7 @@
           </w:tcPr>
           <w:p>
             <w:pPr>
-              <w:cnfStyle w:val="000000100000" w:firstRow="0" w:lastRow="0" w:firstColumn="0" w:lastColumn="0" w:oddVBand="0" w:evenVBand="0" w:oddHBand="1" w:evenHBand="0" w:firstRowFirstColumn="0" w:firstRowLastColumn="0" w:lastRowFirstColumn="0" w:lastRowLastColumn="0"/>
+              <w:cnfStyle w:val="000000000000" w:firstRow="0" w:lastRow="0" w:firstColumn="0" w:lastColumn="0" w:oddVBand="0" w:evenVBand="0" w:oddHBand="0" w:evenHBand="0" w:firstRowFirstColumn="0" w:firstRowLastColumn="0" w:lastRowFirstColumn="0" w:lastRowLastColumn="0"/>
             </w:pPr>
             <w:r>
               <w:t xml:space="preserve">Same as for </w:t>
@@ -10414,7 +10441,7 @@
           </w:tcPr>
           <w:p>
             <w:pPr>
-              <w:cnfStyle w:val="000000100000" w:firstRow="0" w:lastRow="0" w:firstColumn="0" w:lastColumn="0" w:oddVBand="0" w:evenVBand="0" w:oddHBand="1" w:evenHBand="0" w:firstRowFirstColumn="0" w:firstRowLastColumn="0" w:lastRowFirstColumn="0" w:lastRowLastColumn="0"/>
+              <w:cnfStyle w:val="000000000000" w:firstRow="0" w:lastRow="0" w:firstColumn="0" w:lastColumn="0" w:oddVBand="0" w:evenVBand="0" w:oddHBand="0" w:evenHBand="0" w:firstRowFirstColumn="0" w:firstRowLastColumn="0" w:lastRowFirstColumn="0" w:lastRowLastColumn="0"/>
             </w:pPr>
             <w:r>
               <w:t xml:space="preserve">Sets the non-mipmap color </w:t>
@@ -10433,6 +10460,9 @@
         </w:tc>
       </w:tr>
       <w:tr>
+        <w:trPr>
+          <w:cnfStyle w:val="000000100000" w:firstRow="0" w:lastRow="0" w:firstColumn="0" w:lastColumn="0" w:oddVBand="0" w:evenVBand="0" w:oddHBand="1" w:evenHBand="0" w:firstRowFirstColumn="0" w:firstRowLastColumn="0" w:lastRowFirstColumn="0" w:lastRowLastColumn="0"/>
+        </w:trPr>
         <w:tc>
           <w:tcPr>
             <w:cnfStyle w:val="001000000000" w:firstRow="0" w:lastRow="0" w:firstColumn="1" w:lastColumn="0" w:oddVBand="0" w:evenVBand="0" w:oddHBand="0" w:evenHBand="0" w:firstRowFirstColumn="0" w:firstRowLastColumn="0" w:lastRowFirstColumn="0" w:lastRowLastColumn="0"/>
@@ -10440,7 +10470,6 @@
           </w:tcPr>
           <w:p>
             <w:r>
-              <w:lastRenderedPageBreak/>
               <w:t>-</w:t>
             </w:r>
             <w:proofErr w:type="spellStart"/>
@@ -10456,7 +10485,7 @@
           </w:tcPr>
           <w:p>
             <w:pPr>
-              <w:cnfStyle w:val="000000000000" w:firstRow="0" w:lastRow="0" w:firstColumn="0" w:lastColumn="0" w:oddVBand="0" w:evenVBand="0" w:oddHBand="0" w:evenHBand="0" w:firstRowFirstColumn="0" w:firstRowLastColumn="0" w:lastRowFirstColumn="0" w:lastRowLastColumn="0"/>
+              <w:cnfStyle w:val="000000100000" w:firstRow="0" w:lastRow="0" w:firstColumn="0" w:lastColumn="0" w:oddVBand="0" w:evenVBand="0" w:oddHBand="1" w:evenHBand="0" w:firstRowFirstColumn="0" w:firstRowLastColumn="0" w:lastRowFirstColumn="0" w:lastRowLastColumn="0"/>
             </w:pPr>
             <w:r>
               <w:t xml:space="preserve">Same as for </w:t>
@@ -10479,7 +10508,7 @@
           </w:tcPr>
           <w:p>
             <w:pPr>
-              <w:cnfStyle w:val="000000000000" w:firstRow="0" w:lastRow="0" w:firstColumn="0" w:lastColumn="0" w:oddVBand="0" w:evenVBand="0" w:oddHBand="0" w:evenHBand="0" w:firstRowFirstColumn="0" w:firstRowLastColumn="0" w:lastRowFirstColumn="0" w:lastRowLastColumn="0"/>
+              <w:cnfStyle w:val="000000100000" w:firstRow="0" w:lastRow="0" w:firstColumn="0" w:lastColumn="0" w:oddVBand="0" w:evenVBand="0" w:oddHBand="1" w:evenHBand="0" w:firstRowFirstColumn="0" w:firstRowLastColumn="0" w:lastRowFirstColumn="0" w:lastRowLastColumn="0"/>
             </w:pPr>
             <w:r>
               <w:t xml:space="preserve">Sets the non-mipmap color </w:t>
@@ -10498,9 +10527,6 @@
         </w:tc>
       </w:tr>
       <w:tr>
-        <w:trPr>
-          <w:cnfStyle w:val="000000100000" w:firstRow="0" w:lastRow="0" w:firstColumn="0" w:lastColumn="0" w:oddVBand="0" w:evenVBand="0" w:oddHBand="1" w:evenHBand="0" w:firstRowFirstColumn="0" w:firstRowLastColumn="0" w:lastRowFirstColumn="0" w:lastRowLastColumn="0"/>
-        </w:trPr>
         <w:tc>
           <w:tcPr>
             <w:cnfStyle w:val="001000000000" w:firstRow="0" w:lastRow="0" w:firstColumn="1" w:lastColumn="0" w:oddVBand="0" w:evenVBand="0" w:oddHBand="0" w:evenHBand="0" w:firstRowFirstColumn="0" w:firstRowLastColumn="0" w:lastRowFirstColumn="0" w:lastRowLastColumn="0"/>
@@ -10523,7 +10549,7 @@
           </w:tcPr>
           <w:p>
             <w:pPr>
-              <w:cnfStyle w:val="000000100000" w:firstRow="0" w:lastRow="0" w:firstColumn="0" w:lastColumn="0" w:oddVBand="0" w:evenVBand="0" w:oddHBand="1" w:evenHBand="0" w:firstRowFirstColumn="0" w:firstRowLastColumn="0" w:lastRowFirstColumn="0" w:lastRowLastColumn="0"/>
+              <w:cnfStyle w:val="000000000000" w:firstRow="0" w:lastRow="0" w:firstColumn="0" w:lastColumn="0" w:oddVBand="0" w:evenVBand="0" w:oddHBand="0" w:evenHBand="0" w:firstRowFirstColumn="0" w:firstRowLastColumn="0" w:lastRowFirstColumn="0" w:lastRowLastColumn="0"/>
             </w:pPr>
             <w:r>
               <w:t xml:space="preserve">Same as for </w:t>
@@ -10546,7 +10572,7 @@
           </w:tcPr>
           <w:p>
             <w:pPr>
-              <w:cnfStyle w:val="000000100000" w:firstRow="0" w:lastRow="0" w:firstColumn="0" w:lastColumn="0" w:oddVBand="0" w:evenVBand="0" w:oddHBand="1" w:evenHBand="0" w:firstRowFirstColumn="0" w:firstRowLastColumn="0" w:lastRowFirstColumn="0" w:lastRowLastColumn="0"/>
+              <w:cnfStyle w:val="000000000000" w:firstRow="0" w:lastRow="0" w:firstColumn="0" w:lastColumn="0" w:oddVBand="0" w:evenVBand="0" w:oddHBand="0" w:evenHBand="0" w:firstRowFirstColumn="0" w:firstRowLastColumn="0" w:lastRowFirstColumn="0" w:lastRowLastColumn="0"/>
             </w:pPr>
             <w:r>
               <w:t xml:space="preserve">Sets the non-mipmap color </w:t>
@@ -10565,6 +10591,9 @@
         </w:tc>
       </w:tr>
       <w:tr>
+        <w:trPr>
+          <w:cnfStyle w:val="000000100000" w:firstRow="0" w:lastRow="0" w:firstColumn="0" w:lastColumn="0" w:oddVBand="0" w:evenVBand="0" w:oddHBand="1" w:evenHBand="0" w:firstRowFirstColumn="0" w:firstRowLastColumn="0" w:lastRowFirstColumn="0" w:lastRowLastColumn="0"/>
+        </w:trPr>
         <w:tc>
           <w:tcPr>
             <w:cnfStyle w:val="001000000000" w:firstRow="0" w:lastRow="0" w:firstColumn="1" w:lastColumn="0" w:oddVBand="0" w:evenVBand="0" w:oddHBand="0" w:evenHBand="0" w:firstRowFirstColumn="0" w:firstRowLastColumn="0" w:lastRowFirstColumn="0" w:lastRowLastColumn="0"/>
@@ -10587,7 +10616,7 @@
           </w:tcPr>
           <w:p>
             <w:pPr>
-              <w:cnfStyle w:val="000000000000" w:firstRow="0" w:lastRow="0" w:firstColumn="0" w:lastColumn="0" w:oddVBand="0" w:evenVBand="0" w:oddHBand="0" w:evenHBand="0" w:firstRowFirstColumn="0" w:firstRowLastColumn="0" w:lastRowFirstColumn="0" w:lastRowLastColumn="0"/>
+              <w:cnfStyle w:val="000000100000" w:firstRow="0" w:lastRow="0" w:firstColumn="0" w:lastColumn="0" w:oddVBand="0" w:evenVBand="0" w:oddHBand="1" w:evenHBand="0" w:firstRowFirstColumn="0" w:firstRowLastColumn="0" w:lastRowFirstColumn="0" w:lastRowLastColumn="0"/>
             </w:pPr>
             <w:r>
               <w:t xml:space="preserve">Same as for </w:t>
@@ -10610,7 +10639,7 @@
           </w:tcPr>
           <w:p>
             <w:pPr>
-              <w:cnfStyle w:val="000000000000" w:firstRow="0" w:lastRow="0" w:firstColumn="0" w:lastColumn="0" w:oddVBand="0" w:evenVBand="0" w:oddHBand="0" w:evenHBand="0" w:firstRowFirstColumn="0" w:firstRowLastColumn="0" w:lastRowFirstColumn="0" w:lastRowLastColumn="0"/>
+              <w:cnfStyle w:val="000000100000" w:firstRow="0" w:lastRow="0" w:firstColumn="0" w:lastColumn="0" w:oddVBand="0" w:evenVBand="0" w:oddHBand="1" w:evenHBand="0" w:firstRowFirstColumn="0" w:firstRowLastColumn="0" w:lastRowFirstColumn="0" w:lastRowLastColumn="0"/>
             </w:pPr>
             <w:r>
               <w:t xml:space="preserve">Sets the non-mipmap alpha </w:t>
@@ -10629,9 +10658,6 @@
         </w:tc>
       </w:tr>
       <w:tr>
-        <w:trPr>
-          <w:cnfStyle w:val="000000100000" w:firstRow="0" w:lastRow="0" w:firstColumn="0" w:lastColumn="0" w:oddVBand="0" w:evenVBand="0" w:oddHBand="1" w:evenHBand="0" w:firstRowFirstColumn="0" w:firstRowLastColumn="0" w:lastRowFirstColumn="0" w:lastRowLastColumn="0"/>
-        </w:trPr>
         <w:tc>
           <w:tcPr>
             <w:cnfStyle w:val="001000000000" w:firstRow="0" w:lastRow="0" w:firstColumn="1" w:lastColumn="0" w:oddVBand="0" w:evenVBand="0" w:oddHBand="0" w:evenHBand="0" w:firstRowFirstColumn="0" w:firstRowLastColumn="0" w:lastRowFirstColumn="0" w:lastRowLastColumn="0"/>
@@ -10654,7 +10680,7 @@
           </w:tcPr>
           <w:p>
             <w:pPr>
-              <w:cnfStyle w:val="000000100000" w:firstRow="0" w:lastRow="0" w:firstColumn="0" w:lastColumn="0" w:oddVBand="0" w:evenVBand="0" w:oddHBand="1" w:evenHBand="0" w:firstRowFirstColumn="0" w:firstRowLastColumn="0" w:lastRowFirstColumn="0" w:lastRowLastColumn="0"/>
+              <w:cnfStyle w:val="000000000000" w:firstRow="0" w:lastRow="0" w:firstColumn="0" w:lastColumn="0" w:oddVBand="0" w:evenVBand="0" w:oddHBand="0" w:evenHBand="0" w:firstRowFirstColumn="0" w:firstRowLastColumn="0" w:lastRowFirstColumn="0" w:lastRowLastColumn="0"/>
             </w:pPr>
             <w:r>
               <w:t xml:space="preserve">Same as for </w:t>
@@ -10677,7 +10703,7 @@
           </w:tcPr>
           <w:p>
             <w:pPr>
-              <w:cnfStyle w:val="000000100000" w:firstRow="0" w:lastRow="0" w:firstColumn="0" w:lastColumn="0" w:oddVBand="0" w:evenVBand="0" w:oddHBand="1" w:evenHBand="0" w:firstRowFirstColumn="0" w:firstRowLastColumn="0" w:lastRowFirstColumn="0" w:lastRowLastColumn="0"/>
+              <w:cnfStyle w:val="000000000000" w:firstRow="0" w:lastRow="0" w:firstColumn="0" w:lastColumn="0" w:oddVBand="0" w:evenVBand="0" w:oddHBand="0" w:evenHBand="0" w:firstRowFirstColumn="0" w:firstRowLastColumn="0" w:lastRowFirstColumn="0" w:lastRowLastColumn="0"/>
             </w:pPr>
             <w:r>
               <w:t xml:space="preserve">Sets the non-mipmap alpha </w:t>
@@ -10696,6 +10722,9 @@
         </w:tc>
       </w:tr>
       <w:tr>
+        <w:trPr>
+          <w:cnfStyle w:val="000000100000" w:firstRow="0" w:lastRow="0" w:firstColumn="0" w:lastColumn="0" w:oddVBand="0" w:evenVBand="0" w:oddHBand="1" w:evenHBand="0" w:firstRowFirstColumn="0" w:firstRowLastColumn="0" w:lastRowFirstColumn="0" w:lastRowLastColumn="0"/>
+        </w:trPr>
         <w:tc>
           <w:tcPr>
             <w:cnfStyle w:val="001000000000" w:firstRow="0" w:lastRow="0" w:firstColumn="1" w:lastColumn="0" w:oddVBand="0" w:evenVBand="0" w:oddHBand="0" w:evenHBand="0" w:firstRowFirstColumn="0" w:firstRowLastColumn="0" w:lastRowFirstColumn="0" w:lastRowLastColumn="0"/>
@@ -10718,7 +10747,7 @@
           </w:tcPr>
           <w:p>
             <w:pPr>
-              <w:cnfStyle w:val="000000000000" w:firstRow="0" w:lastRow="0" w:firstColumn="0" w:lastColumn="0" w:oddVBand="0" w:evenVBand="0" w:oddHBand="0" w:evenHBand="0" w:firstRowFirstColumn="0" w:firstRowLastColumn="0" w:lastRowFirstColumn="0" w:lastRowLastColumn="0"/>
+              <w:cnfStyle w:val="000000100000" w:firstRow="0" w:lastRow="0" w:firstColumn="0" w:lastColumn="0" w:oddVBand="0" w:evenVBand="0" w:oddHBand="1" w:evenHBand="0" w:firstRowFirstColumn="0" w:firstRowLastColumn="0" w:lastRowFirstColumn="0" w:lastRowLastColumn="0"/>
             </w:pPr>
             <w:r>
               <w:t xml:space="preserve">Same as for </w:t>
@@ -10741,7 +10770,7 @@
           </w:tcPr>
           <w:p>
             <w:pPr>
-              <w:cnfStyle w:val="000000000000" w:firstRow="0" w:lastRow="0" w:firstColumn="0" w:lastColumn="0" w:oddVBand="0" w:evenVBand="0" w:oddHBand="0" w:evenHBand="0" w:firstRowFirstColumn="0" w:firstRowLastColumn="0" w:lastRowFirstColumn="0" w:lastRowLastColumn="0"/>
+              <w:cnfStyle w:val="000000100000" w:firstRow="0" w:lastRow="0" w:firstColumn="0" w:lastColumn="0" w:oddVBand="0" w:evenVBand="0" w:oddHBand="1" w:evenHBand="0" w:firstRowFirstColumn="0" w:firstRowLastColumn="0" w:lastRowFirstColumn="0" w:lastRowLastColumn="0"/>
             </w:pPr>
             <w:r>
               <w:t xml:space="preserve">Sets the non-mipmap alpha </w:t>
@@ -10760,9 +10789,6 @@
         </w:tc>
       </w:tr>
       <w:tr>
-        <w:trPr>
-          <w:cnfStyle w:val="000000100000" w:firstRow="0" w:lastRow="0" w:firstColumn="0" w:lastColumn="0" w:oddVBand="0" w:evenVBand="0" w:oddHBand="1" w:evenHBand="0" w:firstRowFirstColumn="0" w:firstRowLastColumn="0" w:lastRowFirstColumn="0" w:lastRowLastColumn="0"/>
-        </w:trPr>
         <w:tc>
           <w:tcPr>
             <w:cnfStyle w:val="001000000000" w:firstRow="0" w:lastRow="0" w:firstColumn="1" w:lastColumn="0" w:oddVBand="0" w:evenVBand="0" w:oddHBand="0" w:evenHBand="0" w:firstRowFirstColumn="0" w:firstRowLastColumn="0" w:lastRowFirstColumn="0" w:lastRowLastColumn="0"/>
@@ -10785,7 +10811,7 @@
           </w:tcPr>
           <w:p>
             <w:pPr>
-              <w:cnfStyle w:val="000000100000" w:firstRow="0" w:lastRow="0" w:firstColumn="0" w:lastColumn="0" w:oddVBand="0" w:evenVBand="0" w:oddHBand="1" w:evenHBand="0" w:firstRowFirstColumn="0" w:firstRowLastColumn="0" w:lastRowFirstColumn="0" w:lastRowLastColumn="0"/>
+              <w:cnfStyle w:val="000000000000" w:firstRow="0" w:lastRow="0" w:firstColumn="0" w:lastColumn="0" w:oddVBand="0" w:evenVBand="0" w:oddHBand="0" w:evenHBand="0" w:firstRowFirstColumn="0" w:firstRowLastColumn="0" w:lastRowFirstColumn="0" w:lastRowLastColumn="0"/>
             </w:pPr>
             <w:r>
               <w:t>&lt;new width&gt; &lt;new height&gt;</w:t>
@@ -10798,7 +10824,7 @@
           </w:tcPr>
           <w:p>
             <w:pPr>
-              <w:cnfStyle w:val="000000100000" w:firstRow="0" w:lastRow="0" w:firstColumn="0" w:lastColumn="0" w:oddVBand="0" w:evenVBand="0" w:oddHBand="1" w:evenHBand="0" w:firstRowFirstColumn="0" w:firstRowLastColumn="0" w:lastRowFirstColumn="0" w:lastRowLastColumn="0"/>
+              <w:cnfStyle w:val="000000000000" w:firstRow="0" w:lastRow="0" w:firstColumn="0" w:lastColumn="0" w:oddVBand="0" w:evenVBand="0" w:oddHBand="0" w:evenHBand="0" w:firstRowFirstColumn="0" w:firstRowLastColumn="0" w:lastRowFirstColumn="0" w:lastRowLastColumn="0"/>
             </w:pPr>
             <w:r>
               <w:t>Resamples the image to the given width/height using the selected non-mipmap filters.</w:t>
@@ -10807,6 +10833,9 @@
         </w:tc>
       </w:tr>
       <w:tr>
+        <w:trPr>
+          <w:cnfStyle w:val="000000100000" w:firstRow="0" w:lastRow="0" w:firstColumn="0" w:lastColumn="0" w:oddVBand="0" w:evenVBand="0" w:oddHBand="1" w:evenHBand="0" w:firstRowFirstColumn="0" w:firstRowLastColumn="0" w:lastRowFirstColumn="0" w:lastRowLastColumn="0"/>
+        </w:trPr>
         <w:tc>
           <w:tcPr>
             <w:cnfStyle w:val="001000000000" w:firstRow="0" w:lastRow="0" w:firstColumn="1" w:lastColumn="0" w:oddVBand="0" w:evenVBand="0" w:oddHBand="0" w:evenHBand="0" w:firstRowFirstColumn="0" w:firstRowLastColumn="0" w:lastRowFirstColumn="0" w:lastRowLastColumn="0"/>
@@ -10843,7 +10872,7 @@
           </w:tcPr>
           <w:p>
             <w:pPr>
-              <w:cnfStyle w:val="000000000000" w:firstRow="0" w:lastRow="0" w:firstColumn="0" w:lastColumn="0" w:oddVBand="0" w:evenVBand="0" w:oddHBand="0" w:evenHBand="0" w:firstRowFirstColumn="0" w:firstRowLastColumn="0" w:lastRowFirstColumn="0" w:lastRowLastColumn="0"/>
+              <w:cnfStyle w:val="000000100000" w:firstRow="0" w:lastRow="0" w:firstColumn="0" w:lastColumn="0" w:oddVBand="0" w:evenVBand="0" w:oddHBand="1" w:evenHBand="0" w:firstRowFirstColumn="0" w:firstRowLastColumn="0" w:lastRowFirstColumn="0" w:lastRowLastColumn="0"/>
             </w:pPr>
             <w:r>
               <w:t>&lt;new width&gt; &lt;new height&gt; &lt;new depth&gt;</w:t>
@@ -10856,7 +10885,7 @@
           </w:tcPr>
           <w:p>
             <w:pPr>
-              <w:cnfStyle w:val="000000000000" w:firstRow="0" w:lastRow="0" w:firstColumn="0" w:lastColumn="0" w:oddVBand="0" w:evenVBand="0" w:oddHBand="0" w:evenHBand="0" w:firstRowFirstColumn="0" w:firstRowLastColumn="0" w:lastRowFirstColumn="0" w:lastRowLastColumn="0"/>
+              <w:cnfStyle w:val="000000100000" w:firstRow="0" w:lastRow="0" w:firstColumn="0" w:lastColumn="0" w:oddVBand="0" w:evenVBand="0" w:oddHBand="1" w:evenHBand="0" w:firstRowFirstColumn="0" w:firstRowLastColumn="0" w:lastRowFirstColumn="0" w:lastRowLastColumn="0"/>
             </w:pPr>
             <w:r>
               <w:t>Resamples the image to the given width/height/depth using the selected non-mipmap filters.</w:t>
@@ -10865,9 +10894,6 @@
         </w:tc>
       </w:tr>
       <w:tr>
-        <w:trPr>
-          <w:cnfStyle w:val="000000100000" w:firstRow="0" w:lastRow="0" w:firstColumn="0" w:lastColumn="0" w:oddVBand="0" w:evenVBand="0" w:oddHBand="1" w:evenHBand="0" w:firstRowFirstColumn="0" w:firstRowLastColumn="0" w:lastRowFirstColumn="0" w:lastRowLastColumn="0"/>
-        </w:trPr>
         <w:tc>
           <w:tcPr>
             <w:cnfStyle w:val="001000000000" w:firstRow="0" w:lastRow="0" w:firstColumn="1" w:lastColumn="0" w:oddVBand="0" w:evenVBand="0" w:oddHBand="0" w:evenHBand="0" w:firstRowFirstColumn="0" w:firstRowLastColumn="0" w:lastRowFirstColumn="0" w:lastRowLastColumn="0"/>
@@ -10891,7 +10917,7 @@
           </w:tcPr>
           <w:p>
             <w:pPr>
-              <w:cnfStyle w:val="000000100000" w:firstRow="0" w:lastRow="0" w:firstColumn="0" w:lastColumn="0" w:oddVBand="0" w:evenVBand="0" w:oddHBand="1" w:evenHBand="0" w:firstRowFirstColumn="0" w:firstRowLastColumn="0" w:lastRowFirstColumn="0" w:lastRowLastColumn="0"/>
+              <w:cnfStyle w:val="000000000000" w:firstRow="0" w:lastRow="0" w:firstColumn="0" w:lastColumn="0" w:oddVBand="0" w:evenVBand="0" w:oddHBand="0" w:evenHBand="0" w:firstRowFirstColumn="0" w:firstRowLastColumn="0" w:lastRowFirstColumn="0" w:lastRowLastColumn="0"/>
             </w:pPr>
             <w:r>
               <w:t>n</w:t>
@@ -10907,7 +10933,7 @@
           </w:tcPr>
           <w:p>
             <w:pPr>
-              <w:cnfStyle w:val="000000100000" w:firstRow="0" w:lastRow="0" w:firstColumn="0" w:lastColumn="0" w:oddVBand="0" w:evenVBand="0" w:oddHBand="1" w:evenHBand="0" w:firstRowFirstColumn="0" w:firstRowLastColumn="0" w:lastRowFirstColumn="0" w:lastRowLastColumn="0"/>
+              <w:cnfStyle w:val="000000000000" w:firstRow="0" w:lastRow="0" w:firstColumn="0" w:lastColumn="0" w:oddVBand="0" w:evenVBand="0" w:oddHBand="0" w:evenHBand="0" w:firstRowFirstColumn="0" w:firstRowLastColumn="0" w:lastRowFirstColumn="0" w:lastRowLastColumn="0"/>
             </w:pPr>
             <w:r>
               <w:t>Resamples to the nearest power of 2 in each dimension.</w:t>
@@ -10916,6 +10942,9 @@
         </w:tc>
       </w:tr>
       <w:tr>
+        <w:trPr>
+          <w:cnfStyle w:val="000000100000" w:firstRow="0" w:lastRow="0" w:firstColumn="0" w:lastColumn="0" w:oddVBand="0" w:evenVBand="0" w:oddHBand="1" w:evenHBand="0" w:firstRowFirstColumn="0" w:firstRowLastColumn="0" w:lastRowFirstColumn="0" w:lastRowLastColumn="0"/>
+        </w:trPr>
         <w:tc>
           <w:tcPr>
             <w:cnfStyle w:val="001000000000" w:firstRow="0" w:lastRow="0" w:firstColumn="1" w:lastColumn="0" w:oddVBand="0" w:evenVBand="0" w:oddHBand="0" w:evenHBand="0" w:firstRowFirstColumn="0" w:firstRowLastColumn="0" w:lastRowFirstColumn="0" w:lastRowLastColumn="0"/>
@@ -10930,7 +10959,7 @@
           </w:tcPr>
           <w:p>
             <w:pPr>
-              <w:cnfStyle w:val="000000000000" w:firstRow="0" w:lastRow="0" w:firstColumn="0" w:lastColumn="0" w:oddVBand="0" w:evenVBand="0" w:oddHBand="0" w:evenHBand="0" w:firstRowFirstColumn="0" w:firstRowLastColumn="0" w:lastRowFirstColumn="0" w:lastRowLastColumn="0"/>
+              <w:cnfStyle w:val="000000100000" w:firstRow="0" w:lastRow="0" w:firstColumn="0" w:lastColumn="0" w:oddVBand="0" w:evenVBand="0" w:oddHBand="1" w:evenHBand="0" w:firstRowFirstColumn="0" w:firstRowLastColumn="0" w:lastRowFirstColumn="0" w:lastRowLastColumn="0"/>
             </w:pPr>
             <w:r>
               <w:t>lo</w:t>
@@ -10943,7 +10972,7 @@
           </w:tcPr>
           <w:p>
             <w:pPr>
-              <w:cnfStyle w:val="000000000000" w:firstRow="0" w:lastRow="0" w:firstColumn="0" w:lastColumn="0" w:oddVBand="0" w:evenVBand="0" w:oddHBand="0" w:evenHBand="0" w:firstRowFirstColumn="0" w:firstRowLastColumn="0" w:lastRowFirstColumn="0" w:lastRowLastColumn="0"/>
+              <w:cnfStyle w:val="000000100000" w:firstRow="0" w:lastRow="0" w:firstColumn="0" w:lastColumn="0" w:oddVBand="0" w:evenVBand="0" w:oddHBand="1" w:evenHBand="0" w:firstRowFirstColumn="0" w:firstRowLastColumn="0" w:lastRowFirstColumn="0" w:lastRowLastColumn="0"/>
             </w:pPr>
             <w:r>
               <w:t>Resamples to the next power-of-2 down.</w:t>
@@ -10952,9 +10981,6 @@
         </w:tc>
       </w:tr>
       <w:tr>
-        <w:trPr>
-          <w:cnfStyle w:val="000000100000" w:firstRow="0" w:lastRow="0" w:firstColumn="0" w:lastColumn="0" w:oddVBand="0" w:evenVBand="0" w:oddHBand="1" w:evenHBand="0" w:firstRowFirstColumn="0" w:firstRowLastColumn="0" w:lastRowFirstColumn="0" w:lastRowLastColumn="0"/>
-        </w:trPr>
         <w:tc>
           <w:tcPr>
             <w:cnfStyle w:val="001000000000" w:firstRow="0" w:lastRow="0" w:firstColumn="1" w:lastColumn="0" w:oddVBand="0" w:evenVBand="0" w:oddHBand="0" w:evenHBand="0" w:firstRowFirstColumn="0" w:firstRowLastColumn="0" w:lastRowFirstColumn="0" w:lastRowLastColumn="0"/>
@@ -10969,7 +10995,7 @@
           </w:tcPr>
           <w:p>
             <w:pPr>
-              <w:cnfStyle w:val="000000100000" w:firstRow="0" w:lastRow="0" w:firstColumn="0" w:lastColumn="0" w:oddVBand="0" w:evenVBand="0" w:oddHBand="1" w:evenHBand="0" w:firstRowFirstColumn="0" w:firstRowLastColumn="0" w:lastRowFirstColumn="0" w:lastRowLastColumn="0"/>
+              <w:cnfStyle w:val="000000000000" w:firstRow="0" w:lastRow="0" w:firstColumn="0" w:lastColumn="0" w:oddVBand="0" w:evenVBand="0" w:oddHBand="0" w:evenHBand="0" w:firstRowFirstColumn="0" w:firstRowLastColumn="0" w:lastRowFirstColumn="0" w:lastRowLastColumn="0"/>
             </w:pPr>
             <w:r>
               <w:t>hi</w:t>
@@ -10982,7 +11008,7 @@
           </w:tcPr>
           <w:p>
             <w:pPr>
-              <w:cnfStyle w:val="000000100000" w:firstRow="0" w:lastRow="0" w:firstColumn="0" w:lastColumn="0" w:oddVBand="0" w:evenVBand="0" w:oddHBand="1" w:evenHBand="0" w:firstRowFirstColumn="0" w:firstRowLastColumn="0" w:lastRowFirstColumn="0" w:lastRowLastColumn="0"/>
+              <w:cnfStyle w:val="000000000000" w:firstRow="0" w:lastRow="0" w:firstColumn="0" w:lastColumn="0" w:oddVBand="0" w:evenVBand="0" w:oddHBand="0" w:evenHBand="0" w:firstRowFirstColumn="0" w:firstRowLastColumn="0" w:lastRowFirstColumn="0" w:lastRowLastColumn="0"/>
             </w:pPr>
             <w:r>
               <w:t xml:space="preserve">Resamples </w:t>
@@ -10999,6 +11025,9 @@
         </w:tc>
       </w:tr>
       <w:tr>
+        <w:trPr>
+          <w:cnfStyle w:val="000000100000" w:firstRow="0" w:lastRow="0" w:firstColumn="0" w:lastColumn="0" w:oddVBand="0" w:evenVBand="0" w:oddHBand="1" w:evenHBand="0" w:firstRowFirstColumn="0" w:firstRowLastColumn="0" w:lastRowFirstColumn="0" w:lastRowLastColumn="0"/>
+        </w:trPr>
         <w:tc>
           <w:tcPr>
             <w:cnfStyle w:val="001000000000" w:firstRow="0" w:lastRow="0" w:firstColumn="1" w:lastColumn="0" w:oddVBand="0" w:evenVBand="0" w:oddHBand="0" w:evenHBand="0" w:firstRowFirstColumn="0" w:firstRowLastColumn="0" w:lastRowFirstColumn="0" w:lastRowLastColumn="0"/>
@@ -11021,7 +11050,7 @@
           </w:tcPr>
           <w:p>
             <w:pPr>
-              <w:cnfStyle w:val="000000000000" w:firstRow="0" w:lastRow="0" w:firstColumn="0" w:lastColumn="0" w:oddVBand="0" w:evenVBand="0" w:oddHBand="0" w:evenHBand="0" w:firstRowFirstColumn="0" w:firstRowLastColumn="0" w:lastRowFirstColumn="0" w:lastRowLastColumn="0"/>
+              <w:cnfStyle w:val="000000100000" w:firstRow="0" w:lastRow="0" w:firstColumn="0" w:lastColumn="0" w:oddVBand="0" w:evenVBand="0" w:oddHBand="1" w:evenHBand="0" w:firstRowFirstColumn="0" w:firstRowLastColumn="0" w:lastRowFirstColumn="0" w:lastRowLastColumn="0"/>
             </w:pPr>
             <w:r>
               <w:t>&lt;width multiplier&gt; &lt;height multiplier&gt;</w:t>
@@ -11034,7 +11063,7 @@
           </w:tcPr>
           <w:p>
             <w:pPr>
-              <w:cnfStyle w:val="000000000000" w:firstRow="0" w:lastRow="0" w:firstColumn="0" w:lastColumn="0" w:oddVBand="0" w:evenVBand="0" w:oddHBand="0" w:evenHBand="0" w:firstRowFirstColumn="0" w:firstRowLastColumn="0" w:lastRowFirstColumn="0" w:lastRowLastColumn="0"/>
+              <w:cnfStyle w:val="000000100000" w:firstRow="0" w:lastRow="0" w:firstColumn="0" w:lastColumn="0" w:oddVBand="0" w:evenVBand="0" w:oddHBand="1" w:evenHBand="0" w:firstRowFirstColumn="0" w:firstRowLastColumn="0" w:lastRowFirstColumn="0" w:lastRowLastColumn="0"/>
             </w:pPr>
             <w:r>
               <w:t>Resamples by the given width and height multipliers.</w:t>
@@ -11043,9 +11072,6 @@
         </w:tc>
       </w:tr>
       <w:tr>
-        <w:trPr>
-          <w:cnfStyle w:val="000000100000" w:firstRow="0" w:lastRow="0" w:firstColumn="0" w:lastColumn="0" w:oddVBand="0" w:evenVBand="0" w:oddHBand="1" w:evenHBand="0" w:firstRowFirstColumn="0" w:firstRowLastColumn="0" w:lastRowFirstColumn="0" w:lastRowLastColumn="0"/>
-        </w:trPr>
         <w:tc>
           <w:tcPr>
             <w:cnfStyle w:val="001000000000" w:firstRow="0" w:lastRow="0" w:firstColumn="1" w:lastColumn="0" w:oddVBand="0" w:evenVBand="0" w:oddHBand="0" w:evenHBand="0" w:firstRowFirstColumn="0" w:firstRowLastColumn="0" w:lastRowFirstColumn="0" w:lastRowLastColumn="0"/>
@@ -11066,7 +11092,7 @@
           </w:tcPr>
           <w:p>
             <w:pPr>
-              <w:cnfStyle w:val="000000100000" w:firstRow="0" w:lastRow="0" w:firstColumn="0" w:lastColumn="0" w:oddVBand="0" w:evenVBand="0" w:oddHBand="1" w:evenHBand="0" w:firstRowFirstColumn="0" w:firstRowLastColumn="0" w:lastRowFirstColumn="0" w:lastRowLastColumn="0"/>
+              <w:cnfStyle w:val="000000000000" w:firstRow="0" w:lastRow="0" w:firstColumn="0" w:lastColumn="0" w:oddVBand="0" w:evenVBand="0" w:oddHBand="0" w:evenHBand="0" w:firstRowFirstColumn="0" w:firstRowLastColumn="0" w:lastRowFirstColumn="0" w:lastRowLastColumn="0"/>
             </w:pPr>
             <w:r>
               <w:t>&lt;width multiplier&gt; &lt;height multiplier&gt; &lt;depth multiplier&gt;</w:t>
@@ -11079,7 +11105,7 @@
           </w:tcPr>
           <w:p>
             <w:pPr>
-              <w:cnfStyle w:val="000000100000" w:firstRow="0" w:lastRow="0" w:firstColumn="0" w:lastColumn="0" w:oddVBand="0" w:evenVBand="0" w:oddHBand="1" w:evenHBand="0" w:firstRowFirstColumn="0" w:firstRowLastColumn="0" w:lastRowFirstColumn="0" w:lastRowLastColumn="0"/>
+              <w:cnfStyle w:val="000000000000" w:firstRow="0" w:lastRow="0" w:firstColumn="0" w:lastColumn="0" w:oddVBand="0" w:evenVBand="0" w:oddHBand="0" w:evenHBand="0" w:firstRowFirstColumn="0" w:firstRowLastColumn="0" w:lastRowFirstColumn="0" w:lastRowLastColumn="0"/>
             </w:pPr>
             <w:r>
               <w:t>Resamples by the given width, height, and depth multipliers.</w:t>
@@ -11088,6 +11114,9 @@
         </w:tc>
       </w:tr>
       <w:tr>
+        <w:trPr>
+          <w:cnfStyle w:val="000000100000" w:firstRow="0" w:lastRow="0" w:firstColumn="0" w:lastColumn="0" w:oddVBand="0" w:evenVBand="0" w:oddHBand="1" w:evenHBand="0" w:firstRowFirstColumn="0" w:firstRowLastColumn="0" w:lastRowFirstColumn="0" w:lastRowLastColumn="0"/>
+        </w:trPr>
         <w:tc>
           <w:tcPr>
             <w:cnfStyle w:val="001000000000" w:firstRow="0" w:lastRow="0" w:firstColumn="1" w:lastColumn="0" w:oddVBand="0" w:evenVBand="0" w:oddHBand="0" w:evenHBand="0" w:firstRowFirstColumn="0" w:firstRowLastColumn="0" w:lastRowFirstColumn="0" w:lastRowLastColumn="0"/>
@@ -11122,7 +11151,7 @@
           </w:tcPr>
           <w:p>
             <w:pPr>
-              <w:cnfStyle w:val="000000000000" w:firstRow="0" w:lastRow="0" w:firstColumn="0" w:lastColumn="0" w:oddVBand="0" w:evenVBand="0" w:oddHBand="0" w:evenHBand="0" w:firstRowFirstColumn="0" w:firstRowLastColumn="0" w:lastRowFirstColumn="0" w:lastRowLastColumn="0"/>
+              <w:cnfStyle w:val="000000100000" w:firstRow="0" w:lastRow="0" w:firstColumn="0" w:lastColumn="0" w:oddVBand="0" w:evenVBand="0" w:oddHBand="1" w:evenHBand="0" w:firstRowFirstColumn="0" w:firstRowLastColumn="0" w:lastRowFirstColumn="0" w:lastRowLastColumn="0"/>
             </w:pPr>
             <w:r>
               <w:t>&lt;width&gt; &lt;height&gt;</w:t>
@@ -11135,7 +11164,7 @@
           </w:tcPr>
           <w:p>
             <w:pPr>
-              <w:cnfStyle w:val="000000000000" w:firstRow="0" w:lastRow="0" w:firstColumn="0" w:lastColumn="0" w:oddVBand="0" w:evenVBand="0" w:oddHBand="0" w:evenHBand="0" w:firstRowFirstColumn="0" w:firstRowLastColumn="0" w:lastRowFirstColumn="0" w:lastRowLastColumn="0"/>
+              <w:cnfStyle w:val="000000100000" w:firstRow="0" w:lastRow="0" w:firstColumn="0" w:lastColumn="0" w:oddVBand="0" w:evenVBand="0" w:oddHBand="1" w:evenHBand="0" w:firstRowFirstColumn="0" w:firstRowLastColumn="0" w:lastRowFirstColumn="0" w:lastRowLastColumn="0"/>
             </w:pPr>
             <w:r>
               <w:t>Clamps the image to the given width and height.</w:t>
@@ -11144,9 +11173,6 @@
         </w:tc>
       </w:tr>
       <w:tr>
-        <w:trPr>
-          <w:cnfStyle w:val="000000100000" w:firstRow="0" w:lastRow="0" w:firstColumn="0" w:lastColumn="0" w:oddVBand="0" w:evenVBand="0" w:oddHBand="1" w:evenHBand="0" w:firstRowFirstColumn="0" w:firstRowLastColumn="0" w:lastRowFirstColumn="0" w:lastRowLastColumn="0"/>
-        </w:trPr>
         <w:tc>
           <w:tcPr>
             <w:cnfStyle w:val="001000000000" w:firstRow="0" w:lastRow="0" w:firstColumn="1" w:lastColumn="0" w:oddVBand="0" w:evenVBand="0" w:oddHBand="0" w:evenHBand="0" w:firstRowFirstColumn="0" w:firstRowLastColumn="0" w:lastRowFirstColumn="0" w:lastRowLastColumn="0"/>
@@ -11167,7 +11193,7 @@
           </w:tcPr>
           <w:p>
             <w:pPr>
-              <w:cnfStyle w:val="000000100000" w:firstRow="0" w:lastRow="0" w:firstColumn="0" w:lastColumn="0" w:oddVBand="0" w:evenVBand="0" w:oddHBand="1" w:evenHBand="0" w:firstRowFirstColumn="0" w:firstRowLastColumn="0" w:lastRowFirstColumn="0" w:lastRowLastColumn="0"/>
+              <w:cnfStyle w:val="000000000000" w:firstRow="0" w:lastRow="0" w:firstColumn="0" w:lastColumn="0" w:oddVBand="0" w:evenVBand="0" w:oddHBand="0" w:evenHBand="0" w:firstRowFirstColumn="0" w:firstRowLastColumn="0" w:lastRowFirstColumn="0" w:lastRowLastColumn="0"/>
             </w:pPr>
             <w:r>
               <w:t>&lt;width&gt; &lt;height&gt; &lt;depth&gt;</w:t>
@@ -11180,7 +11206,7 @@
           </w:tcPr>
           <w:p>
             <w:pPr>
-              <w:cnfStyle w:val="000000100000" w:firstRow="0" w:lastRow="0" w:firstColumn="0" w:lastColumn="0" w:oddVBand="0" w:evenVBand="0" w:oddHBand="1" w:evenHBand="0" w:firstRowFirstColumn="0" w:firstRowLastColumn="0" w:lastRowFirstColumn="0" w:lastRowLastColumn="0"/>
+              <w:cnfStyle w:val="000000000000" w:firstRow="0" w:lastRow="0" w:firstColumn="0" w:lastColumn="0" w:oddVBand="0" w:evenVBand="0" w:oddHBand="0" w:evenHBand="0" w:firstRowFirstColumn="0" w:firstRowLastColumn="0" w:lastRowFirstColumn="0" w:lastRowLastColumn="0"/>
             </w:pPr>
             <w:r>
               <w:t>Clamps the image to the given width, height, and depth.</w:t>
@@ -11189,6 +11215,9 @@
         </w:tc>
       </w:tr>
       <w:tr>
+        <w:trPr>
+          <w:cnfStyle w:val="000000100000" w:firstRow="0" w:lastRow="0" w:firstColumn="0" w:lastColumn="0" w:oddVBand="0" w:evenVBand="0" w:oddHBand="1" w:evenHBand="0" w:firstRowFirstColumn="0" w:firstRowLastColumn="0" w:lastRowFirstColumn="0" w:lastRowLastColumn="0"/>
+        </w:trPr>
         <w:tc>
           <w:tcPr>
             <w:cnfStyle w:val="001000000000" w:firstRow="0" w:lastRow="0" w:firstColumn="1" w:lastColumn="0" w:oddVBand="0" w:evenVBand="0" w:oddHBand="0" w:evenHBand="0" w:firstRowFirstColumn="0" w:firstRowLastColumn="0" w:lastRowFirstColumn="0" w:lastRowLastColumn="0"/>
@@ -11206,7 +11235,7 @@
           </w:tcPr>
           <w:p>
             <w:pPr>
-              <w:cnfStyle w:val="000000000000" w:firstRow="0" w:lastRow="0" w:firstColumn="0" w:lastColumn="0" w:oddVBand="0" w:evenVBand="0" w:oddHBand="0" w:evenHBand="0" w:firstRowFirstColumn="0" w:firstRowLastColumn="0" w:lastRowFirstColumn="0" w:lastRowLastColumn="0"/>
+              <w:cnfStyle w:val="000000100000" w:firstRow="0" w:lastRow="0" w:firstColumn="0" w:lastColumn="0" w:oddVBand="0" w:evenVBand="0" w:oddHBand="1" w:evenHBand="0" w:firstRowFirstColumn="0" w:firstRowLastColumn="0" w:lastRowFirstColumn="0" w:lastRowLastColumn="0"/>
             </w:pPr>
             <w:r>
               <w:t>&lt;width&gt; &lt;height&gt;</w:t>
@@ -11219,18 +11248,19 @@
           </w:tcPr>
           <w:p>
             <w:pPr>
-              <w:cnfStyle w:val="000000000000" w:firstRow="0" w:lastRow="0" w:firstColumn="0" w:lastColumn="0" w:oddVBand="0" w:evenVBand="0" w:oddHBand="0" w:evenHBand="0" w:firstRowFirstColumn="0" w:firstRowLastColumn="0" w:lastRowFirstColumn="0" w:lastRowLastColumn="0"/>
-            </w:pPr>
-            <w:r>
-              <w:t>Fits the image into the given box while maintaining relative dimensions (no stretching).</w:t>
-            </w:r>
-          </w:p>
-        </w:tc>
-      </w:tr>
-      <w:tr>
-        <w:trPr>
-          <w:cnfStyle w:val="000000100000" w:firstRow="0" w:lastRow="0" w:firstColumn="0" w:lastColumn="0" w:oddVBand="0" w:evenVBand="0" w:oddHBand="1" w:evenHBand="0" w:firstRowFirstColumn="0" w:firstRowLastColumn="0" w:lastRowFirstColumn="0" w:lastRowLastColumn="0"/>
-        </w:trPr>
+              <w:cnfStyle w:val="000000100000" w:firstRow="0" w:lastRow="0" w:firstColumn="0" w:lastColumn="0" w:oddVBand="0" w:evenVBand="0" w:oddHBand="1" w:evenHBand="0" w:firstRowFirstColumn="0" w:firstRowLastColumn="0" w:lastRowFirstColumn="0" w:lastRowLastColumn="0"/>
+            </w:pPr>
+            <w:r>
+              <w:t xml:space="preserve">Fits the image into the given box while maintaining </w:t>
+            </w:r>
+            <w:r>
+              <w:lastRenderedPageBreak/>
+              <w:t>relative dimensions (no stretching).</w:t>
+            </w:r>
+          </w:p>
+        </w:tc>
+      </w:tr>
+      <w:tr>
         <w:tc>
           <w:tcPr>
             <w:cnfStyle w:val="001000000000" w:firstRow="0" w:lastRow="0" w:firstColumn="1" w:lastColumn="0" w:oddVBand="0" w:evenVBand="0" w:oddHBand="0" w:evenHBand="0" w:firstRowFirstColumn="0" w:firstRowLastColumn="0" w:lastRowFirstColumn="0" w:lastRowLastColumn="0"/>
@@ -11238,6 +11268,7 @@
           </w:tcPr>
           <w:p>
             <w:r>
+              <w:lastRenderedPageBreak/>
               <w:t>-fit3</w:t>
             </w:r>
           </w:p>
@@ -11248,7 +11279,7 @@
           </w:tcPr>
           <w:p>
             <w:pPr>
-              <w:cnfStyle w:val="000000100000" w:firstRow="0" w:lastRow="0" w:firstColumn="0" w:lastColumn="0" w:oddVBand="0" w:evenVBand="0" w:oddHBand="1" w:evenHBand="0" w:firstRowFirstColumn="0" w:firstRowLastColumn="0" w:lastRowFirstColumn="0" w:lastRowLastColumn="0"/>
+              <w:cnfStyle w:val="000000000000" w:firstRow="0" w:lastRow="0" w:firstColumn="0" w:lastColumn="0" w:oddVBand="0" w:evenVBand="0" w:oddHBand="0" w:evenHBand="0" w:firstRowFirstColumn="0" w:firstRowLastColumn="0" w:lastRowFirstColumn="0" w:lastRowLastColumn="0"/>
             </w:pPr>
             <w:r>
               <w:t>&lt;width&gt; &lt;height&gt; &lt;depth&gt;</w:t>
@@ -11261,14 +11292,10 @@
           </w:tcPr>
           <w:p>
             <w:pPr>
-              <w:cnfStyle w:val="000000100000" w:firstRow="0" w:lastRow="0" w:firstColumn="0" w:lastColumn="0" w:oddVBand="0" w:evenVBand="0" w:oddHBand="1" w:evenHBand="0" w:firstRowFirstColumn="0" w:firstRowLastColumn="0" w:lastRowFirstColumn="0" w:lastRowLastColumn="0"/>
-            </w:pPr>
-            <w:r>
-              <w:t xml:space="preserve">Fits the image into the given cube while maintaining </w:t>
-            </w:r>
-            <w:r>
-              <w:lastRenderedPageBreak/>
-              <w:t>relative dimensions (no stretching).</w:t>
+              <w:cnfStyle w:val="000000000000" w:firstRow="0" w:lastRow="0" w:firstColumn="0" w:lastColumn="0" w:oddVBand="0" w:evenVBand="0" w:oddHBand="0" w:evenHBand="0" w:firstRowFirstColumn="0" w:firstRowLastColumn="0" w:lastRowFirstColumn="0" w:lastRowLastColumn="0"/>
+            </w:pPr>
+            <w:r>
+              <w:t>Fits the image into the given cube while maintaining relative dimensions (no stretching).</w:t>
             </w:r>
           </w:p>
         </w:tc>
@@ -11280,7 +11307,6 @@
       </w:pPr>
       <w:bookmarkStart w:id="7" w:name="_Toc188635661"/>
       <w:r>
-        <w:lastRenderedPageBreak/>
         <w:t>Texture Addressing</w:t>
       </w:r>
       <w:bookmarkEnd w:id="7"/>
@@ -12024,6 +12050,7 @@
           </w:p>
           <w:p>
             <w:r>
+              <w:lastRenderedPageBreak/>
               <w:t>-</w:t>
             </w:r>
             <w:proofErr w:type="spellStart"/>
@@ -12045,6 +12072,7 @@
               <w:cnfStyle w:val="000000000000" w:firstRow="0" w:lastRow="0" w:firstColumn="0" w:lastColumn="0" w:oddVBand="0" w:evenVBand="0" w:oddHBand="0" w:evenHBand="0" w:firstRowFirstColumn="0" w:firstRowLastColumn="0" w:lastRowFirstColumn="0" w:lastRowLastColumn="0"/>
             </w:pPr>
             <w:r>
+              <w:lastRenderedPageBreak/>
               <w:t xml:space="preserve">Same as </w:t>
             </w:r>
             <w:r>
@@ -12088,11 +12116,7 @@
             </w:r>
             <w:proofErr w:type="spellStart"/>
             <w:r>
-              <w:t>textureaddressingh_opaqu</w:t>
-            </w:r>
-            <w:r>
-              <w:lastRenderedPageBreak/>
-              <w:t>e</w:t>
+              <w:t>textureaddressingh_opaque</w:t>
             </w:r>
             <w:proofErr w:type="spellEnd"/>
             <w:r>
@@ -12118,7 +12142,6 @@
               <w:cnfStyle w:val="000000100000" w:firstRow="0" w:lastRow="0" w:firstColumn="0" w:lastColumn="0" w:oddVBand="0" w:evenVBand="0" w:oddHBand="1" w:evenHBand="0" w:firstRowFirstColumn="0" w:firstRowLastColumn="0" w:lastRowFirstColumn="0" w:lastRowLastColumn="0"/>
             </w:pPr>
             <w:r>
-              <w:lastRenderedPageBreak/>
               <w:t xml:space="preserve">Same as </w:t>
             </w:r>
             <w:r>
@@ -12857,7 +12880,11 @@
               <w:cnfStyle w:val="000000100000" w:firstRow="0" w:lastRow="0" w:firstColumn="0" w:lastColumn="0" w:oddVBand="0" w:evenVBand="0" w:oddHBand="1" w:evenHBand="0" w:firstRowFirstColumn="0" w:firstRowLastColumn="0" w:lastRowFirstColumn="0" w:lastRowLastColumn="0"/>
             </w:pPr>
             <w:r>
-              <w:t xml:space="preserve">Cropping outside of the image area is allowed.  How areas outside the image area are handled depends on the color texture addressing modes, set via the </w:t>
+              <w:t xml:space="preserve">Cropping outside of the image area is allowed.  How areas outside the image area are handled depends on the color texture addressing modes, set </w:t>
+            </w:r>
+            <w:r>
+              <w:lastRenderedPageBreak/>
+              <w:t xml:space="preserve">via the </w:t>
             </w:r>
             <w:r>
               <w:rPr>
@@ -13251,11 +13278,11 @@
               <w:cnfStyle w:val="000000100000" w:firstRow="0" w:lastRow="0" w:firstColumn="0" w:lastColumn="0" w:oddVBand="0" w:evenVBand="0" w:oddHBand="1" w:evenHBand="0" w:firstRowFirstColumn="0" w:firstRowLastColumn="0" w:lastRowFirstColumn="0" w:lastRowLastColumn="0"/>
             </w:pPr>
             <w:r>
-              <w:t xml:space="preserve">&lt;any Vulkan, DXGI, or Metal </w:t>
+              <w:t xml:space="preserve">&lt;any Vulkan, </w:t>
             </w:r>
             <w:r>
               <w:lastRenderedPageBreak/>
-              <w:t>YUV format&gt;</w:t>
+              <w:t>DXGI, or Metal YUV format&gt;</w:t>
             </w:r>
           </w:p>
         </w:tc>
@@ -14081,6 +14108,7 @@
           </w:tcPr>
           <w:p>
             <w:r>
+              <w:lastRenderedPageBreak/>
               <w:t>-</w:t>
             </w:r>
             <w:proofErr w:type="spellStart"/>
@@ -14140,7 +14168,6 @@
               <w:br/>
             </w:r>
             <w:r>
-              <w:lastRenderedPageBreak/>
               <w:t>0.212639005871510</w:t>
             </w:r>
             <w:r>
@@ -14977,6 +15004,7 @@
           </w:tcPr>
           <w:p>
             <w:r>
+              <w:lastRenderedPageBreak/>
               <w:t>-</w:t>
             </w:r>
             <w:proofErr w:type="spellStart"/>
@@ -14986,9 +15014,6 @@
             <w:proofErr w:type="spellEnd"/>
             <w:r>
               <w:br/>
-            </w:r>
-            <w:r>
-              <w:lastRenderedPageBreak/>
               <w:t>-</w:t>
             </w:r>
             <w:r>
@@ -15019,7 +15044,6 @@
               <w:cnfStyle w:val="000000100000" w:firstRow="0" w:lastRow="0" w:firstColumn="0" w:lastColumn="0" w:oddVBand="0" w:evenVBand="0" w:oddHBand="1" w:evenHBand="0" w:firstRowFirstColumn="0" w:firstRowLastColumn="0" w:lastRowFirstColumn="0" w:lastRowLastColumn="0"/>
             </w:pPr>
             <w:r>
-              <w:lastRenderedPageBreak/>
               <w:t>&lt;scale&gt;</w:t>
             </w:r>
           </w:p>
@@ -15033,15 +15057,7 @@
               <w:cnfStyle w:val="000000100000" w:firstRow="0" w:lastRow="0" w:firstColumn="0" w:lastColumn="0" w:oddVBand="0" w:evenVBand="0" w:oddHBand="1" w:evenHBand="0" w:firstRowFirstColumn="0" w:firstRowLastColumn="0" w:lastRowFirstColumn="0" w:lastRowLastColumn="0"/>
             </w:pPr>
             <w:r>
-              <w:t xml:space="preserve">Sets the </w:t>
-            </w:r>
-            <w:proofErr w:type="gramStart"/>
-            <w:r>
-              <w:t>scaler</w:t>
-            </w:r>
-            <w:proofErr w:type="gramEnd"/>
-            <w:r>
-              <w:t xml:space="preserve"> (</w:t>
+              <w:t>Sets the scaler (</w:t>
             </w:r>
             <w:proofErr w:type="gramStart"/>
             <w:r>
@@ -15126,21 +15142,8 @@
             <w:pPr>
               <w:cnfStyle w:val="000000000000" w:firstRow="0" w:lastRow="0" w:firstColumn="0" w:lastColumn="0" w:oddVBand="0" w:evenVBand="0" w:oddHBand="0" w:evenHBand="0" w:firstRowFirstColumn="0" w:firstRowLastColumn="0" w:lastRowFirstColumn="0" w:lastRowLastColumn="0"/>
             </w:pPr>
-            <w:proofErr w:type="gramStart"/>
-            <w:r>
-              <w:t>Sets</w:t>
-            </w:r>
-            <w:proofErr w:type="gramEnd"/>
-            <w:r>
-              <w:t xml:space="preserve"> the </w:t>
-            </w:r>
-            <w:proofErr w:type="gramStart"/>
-            <w:r>
-              <w:t>scaler</w:t>
-            </w:r>
-            <w:proofErr w:type="gramEnd"/>
-            <w:r>
-              <w:t xml:space="preserve"> (</w:t>
+            <w:r>
+              <w:t>Sets the scaler (</w:t>
             </w:r>
             <w:proofErr w:type="gramStart"/>
             <w:r>
@@ -16623,7 +16626,6 @@
               <w:br/>
             </w:r>
             <w:r>
-              <w:lastRenderedPageBreak/>
               <w:t>EBU_TECH_3213</w:t>
             </w:r>
             <w:r>
@@ -16643,7 +16645,6 @@
               <w:cnfStyle w:val="000000100000" w:firstRow="0" w:lastRow="0" w:firstColumn="0" w:lastColumn="0" w:oddVBand="0" w:evenVBand="0" w:oddHBand="1" w:evenHBand="0" w:firstRowFirstColumn="0" w:firstRowLastColumn="0" w:lastRowFirstColumn="0" w:lastRowLastColumn="0"/>
             </w:pPr>
             <w:r>
-              <w:lastRenderedPageBreak/>
               <w:t xml:space="preserve">Sets the dithering weights to </w:t>
             </w:r>
             <w:r>
@@ -16829,15 +16830,7 @@
               <w:cnfStyle w:val="000000000000" w:firstRow="0" w:lastRow="0" w:firstColumn="0" w:lastColumn="0" w:oddVBand="0" w:evenVBand="0" w:oddHBand="0" w:evenHBand="0" w:firstRowFirstColumn="0" w:firstRowLastColumn="0" w:lastRowFirstColumn="0" w:lastRowLastColumn="0"/>
             </w:pPr>
             <w:r>
-              <w:t xml:space="preserve">Scales the dithering weights by the given amount.  </w:t>
-            </w:r>
-            <w:proofErr w:type="gramStart"/>
-            <w:r>
-              <w:t>Can</w:t>
-            </w:r>
-            <w:proofErr w:type="gramEnd"/>
-            <w:r>
-              <w:t xml:space="preserve"> be used to strengthen or soften the effects of perceptual weights.  Weights are multiplied each time this command is encountered.</w:t>
+              <w:t>Scales the dithering weights by the given amount.  Can be used to strengthen or soften the effects of perceptual weights.  Weights are multiplied each time this command is encountered.</w:t>
             </w:r>
           </w:p>
         </w:tc>
@@ -17527,6 +17520,7 @@
           </w:tcPr>
           <w:p>
             <w:r>
+              <w:lastRenderedPageBreak/>
               <w:t>-</w:t>
             </w:r>
             <w:proofErr w:type="spellStart"/>
@@ -17594,7 +17588,6 @@
           </w:tcPr>
           <w:p>
             <w:r>
-              <w:lastRenderedPageBreak/>
               <w:t>-</w:t>
             </w:r>
             <w:proofErr w:type="spellStart"/>
@@ -18624,6 +18617,7 @@
           </w:p>
           <w:p>
             <w:r>
+              <w:lastRenderedPageBreak/>
               <w:t>-</w:t>
             </w:r>
             <w:proofErr w:type="spellStart"/>
@@ -18668,7 +18662,6 @@
           </w:tcPr>
           <w:p>
             <w:r>
-              <w:lastRenderedPageBreak/>
               <w:t>-</w:t>
             </w:r>
             <w:r>
@@ -19423,6 +19416,7 @@
       </w:pPr>
       <w:bookmarkStart w:id="14" w:name="_Toc188635668"/>
       <w:r>
+        <w:lastRenderedPageBreak/>
         <w:t>Quality Settings</w:t>
       </w:r>
       <w:bookmarkEnd w:id="14"/>
@@ -19491,7 +19485,6 @@
           </w:tcPr>
           <w:p>
             <w:r>
-              <w:lastRenderedPageBreak/>
               <w:t>-</w:t>
             </w:r>
             <w:proofErr w:type="spellStart"/>
@@ -21278,6 +21271,7 @@
           </w:tcPr>
           <w:p>
             <w:r>
+              <w:lastRenderedPageBreak/>
               <w:t>-</w:t>
             </w:r>
             <w:proofErr w:type="spellStart"/>
@@ -21319,7 +21313,6 @@
           </w:tcPr>
           <w:p>
             <w:r>
-              <w:lastRenderedPageBreak/>
               <w:t>-</w:t>
             </w:r>
             <w:proofErr w:type="spellStart"/>
@@ -25784,15 +25777,7 @@
         </w:numPr>
       </w:pPr>
       <w:r>
-        <w:t xml:space="preserve">This means that when considering gamma, you specify what the input is and what the target should be.  By knowing what the input gamma is, the reverse transform can be applied to put the image back into linear space, and by knowing what the target gamma should be, a proper </w:t>
-      </w:r>
-      <w:proofErr w:type="gramStart"/>
-      <w:r>
-        <w:t>transform</w:t>
-      </w:r>
-      <w:proofErr w:type="gramEnd"/>
-      <w:r>
-        <w:t xml:space="preserve"> from linear to the target gamma can be made.</w:t>
+        <w:t>This means that when considering gamma, you specify what the input is and what the target should be.  By knowing what the input gamma is, the reverse transform can be applied to put the image back into linear space, and by knowing what the target gamma should be, a proper transform from linear to the target gamma can be made.</w:t>
       </w:r>
     </w:p>
     <w:p>
@@ -53386,6 +53371,7 @@
   <w:style w:type="character" w:default="1" w:styleId="DefaultParagraphFont">
     <w:name w:val="Default Paragraph Font"/>
     <w:uiPriority w:val="1"/>
+    <w:semiHidden/>
     <w:unhideWhenUsed/>
   </w:style>
   <w:style w:type="table" w:default="1" w:styleId="TableNormal">
